--- a/policies/build/masters/HRM.5_v2_master.docx
+++ b/policies/build/masters/HRM.5_v2_master.docx
@@ -11,40 +11,25 @@
         <w:rPr>
           <w:b/>
           <w:bCs/>
+          <w:sz w:val="28"/>
+          <w:szCs w:val="28"/>
+        </w:rPr>
+        <w:t>Policy on Staff Well-Being and Occupational Health</w:t>
+      </w:r>
+    </w:p>
+    <w:p>
+      <w:pPr>
+        <w:spacing w:after="60"/>
+        <w:jc w:val="center"/>
+      </w:pPr>
+      <w:r>
+        <w:rPr>
+          <w:b/>
+          <w:bCs/>
           <w:sz w:val="32"/>
           <w:szCs w:val="32"/>
         </w:rPr>
         <w:t xml:space="preserve">«Hospital Name»</w:t>
-      </w:r>
-    </w:p>
-    <w:p>
-      <w:pPr>
-        <w:spacing w:after="60"/>
-        <w:jc w:val="center"/>
-      </w:pPr>
-      <w:r>
-        <w:rPr>
-          <w:b/>
-          <w:bCs/>
-          <w:sz w:val="28"/>
-          <w:szCs w:val="28"/>
-        </w:rPr>
-        <w:t xml:space="preserve">Staff Well-Being and Occupational Health</w:t>
-      </w:r>
-    </w:p>
-    <w:p>
-      <w:pPr>
-        <w:spacing w:after="240"/>
-        <w:jc w:val="center"/>
-      </w:pPr>
-      <w:r>
-        <w:rPr>
-          <w:i/>
-          <w:iCs/>
-          <w:sz w:val="20"/>
-          <w:szCs w:val="20"/>
-        </w:rPr>
-        <w:t xml:space="preserve">Staff well-being, health checks, injury treatment and violence prevention.</w:t>
       </w:r>
     </w:p>
     <w:p>
@@ -2367,155 +2352,6 @@
         <w:t xml:space="preserve">The Nursing Superintendent holds signed acknowledgements with the induction record.</w:t>
       </w:r>
     </w:p>
-    <w:p>
-      <w:pPr>
-        <w:pStyle w:val="Heading1"/>
-        <w:spacing w:after="120" w:before="280"/>
-      </w:pPr>
-      <w:r>
-        <w:t xml:space="preserve">9. References</w:t>
-      </w:r>
-    </w:p>
-    <w:p>
-      <w:pPr>
-        <w:pStyle w:val="ListParagraph"/>
-        <w:numPr>
-          <w:ilvl w:val="0"/>
-          <w:numId w:val="1"/>
-        </w:numPr>
-        <w:spacing w:after="60"/>
-      </w:pPr>
-      <w:r>
-        <w:rPr>
-          <w:sz w:val="22"/>
-          <w:szCs w:val="22"/>
-        </w:rPr>
-        <w:t xml:space="preserve">National Accreditation Board for Hospitals and Healthcare Providers (NABH), Standards for Small Healthcare Organisations, 3rd Edition — Human Resource Management chapter, standard HRM.5.</w:t>
-      </w:r>
-    </w:p>
-    <w:p>
-      <w:pPr>
-        <w:pStyle w:val="ListParagraph"/>
-        <w:numPr>
-          <w:ilvl w:val="0"/>
-          <w:numId w:val="1"/>
-        </w:numPr>
-        <w:spacing w:after="60"/>
-      </w:pPr>
-      <w:r>
-        <w:rPr>
-          <w:sz w:val="22"/>
-          <w:szCs w:val="22"/>
-        </w:rPr>
-        <w:t xml:space="preserve">Internal documents of «Hospital Name»: occupational health hazard register; annual health check forms; workplace injury records; workplace violence prevention and handling procedure; infection-control occupational response (HIC.4).</w:t>
-      </w:r>
-    </w:p>
-    <w:p>
-      <w:pPr>
-        <w:pStyle w:val="Heading1"/>
-        <w:spacing w:after="120" w:before="280"/>
-      </w:pPr>
-      <w:r>
-        <w:t xml:space="preserve">10. Distribution</w:t>
-      </w:r>
-    </w:p>
-    <w:p>
-      <w:pPr>
-        <w:spacing w:after="140"/>
-      </w:pPr>
-      <w:r>
-        <w:rPr>
-          <w:sz w:val="22"/>
-          <w:szCs w:val="22"/>
-        </w:rPr>
-        <w:t xml:space="preserve">Official master copy: office of the Medical Superintendent, «Hospital Name», with the HR office.</w:t>
-      </w:r>
-    </w:p>
-    <w:p>
-      <w:pPr>
-        <w:spacing w:after="140"/>
-      </w:pPr>
-      <w:r>
-        <w:rPr>
-          <w:sz w:val="22"/>
-          <w:szCs w:val="22"/>
-        </w:rPr>
-        <w:t xml:space="preserve">Copies issued to: department heads; all staff areas.</w:t>
-      </w:r>
-    </w:p>
-    <w:p>
-      <w:pPr>
-        <w:spacing w:after="140"/>
-      </w:pPr>
-      <w:r>
-        <w:rPr>
-          <w:sz w:val="22"/>
-          <w:szCs w:val="22"/>
-        </w:rPr>
-        <w:t xml:space="preserve">The current version is available to all staff at the «HR office policy file» and, if the hospital keeps an intranet, at «staff intranet / policies».</w:t>
-      </w:r>
-    </w:p>
-    <w:p>
-      <w:pPr>
-        <w:spacing w:after="140"/>
-      </w:pPr>
-      <w:r>
-        <w:rPr>
-          <w:sz w:val="22"/>
-          <w:szCs w:val="22"/>
-        </w:rPr>
-        <w:t xml:space="preserve">When a new version is issued, take old copies out of use.</w:t>
-      </w:r>
-    </w:p>
-    <w:p>
-      <w:pPr>
-        <w:pStyle w:val="Heading1"/>
-        <w:spacing w:after="120" w:before="280"/>
-      </w:pPr>
-      <w:r>
-        <w:t xml:space="preserve">11. Abbreviations</w:t>
-      </w:r>
-    </w:p>
-    <w:p>
-      <w:pPr>
-        <w:spacing w:after="140"/>
-      </w:pPr>
-      <w:r>
-        <w:rPr>
-          <w:sz w:val="22"/>
-          <w:szCs w:val="22"/>
-        </w:rPr>
-        <w:t xml:space="preserve">HIC — Hospital Infection Control (NABH SHCO chapter 4)
-HRM — Human Resource Management (NABH SHCO chapter 8)
-NABH — National Accreditation Board for Hospitals and Healthcare Providers
-OE — objective element
-PEP — post-exposure prophylaxis
-SHCO — Standards for Small Healthcare Organisations</w:t>
-      </w:r>
-    </w:p>
-    <w:p>
-      <w:pPr>
-        <w:pStyle w:val="Heading1"/>
-        <w:spacing w:after="120" w:before="280"/>
-      </w:pPr>
-      <w:r>
-        <w:t xml:space="preserve">12. Traceability to NABH SHCO 3rd Edition HRM.5</w:t>
-      </w:r>
-    </w:p>
-    <w:p>
-      <w:pPr>
-        <w:spacing w:after="120"/>
-      </w:pPr>
-      <w:r>
-        <w:rPr>
-          <w:i/>
-          <w:iCs/>
-          <w:sz w:val="20"/>
-          <w:szCs w:val="20"/>
-        </w:rPr>
-        <w:t xml:space="preserve">This table is an index. It is not how the policy is organised.</w:t>
-      </w:r>
-    </w:p>
     <w:tbl>
       <w:tblPr>
         <w:tblW w:type="pct" w:w="100%"/>
@@ -2995,7 +2831,90 @@
         <w:spacing w:after="120" w:before="280"/>
       </w:pPr>
       <w:r>
-        <w:t xml:space="preserve">13. Required Records / Evidence Checklist</w:t>
+        <w:t>9. Distribution</w:t>
+      </w:r>
+    </w:p>
+    <w:p>
+      <w:pPr>
+        <w:spacing w:after="140"/>
+      </w:pPr>
+      <w:r>
+        <w:rPr>
+          <w:sz w:val="22"/>
+          <w:szCs w:val="22"/>
+        </w:rPr>
+        <w:t xml:space="preserve">Official master copy: office of the Medical Superintendent, «Hospital Name», with the HR office.</w:t>
+      </w:r>
+    </w:p>
+    <w:p>
+      <w:pPr>
+        <w:spacing w:after="140"/>
+      </w:pPr>
+      <w:r>
+        <w:rPr>
+          <w:sz w:val="22"/>
+          <w:szCs w:val="22"/>
+        </w:rPr>
+        <w:t xml:space="preserve">Copies issued to: department heads; all staff areas.</w:t>
+      </w:r>
+    </w:p>
+    <w:p>
+      <w:pPr>
+        <w:spacing w:after="140"/>
+      </w:pPr>
+      <w:r>
+        <w:rPr>
+          <w:sz w:val="22"/>
+          <w:szCs w:val="22"/>
+        </w:rPr>
+        <w:t xml:space="preserve">The current version is available to all staff at the «HR office policy file» and, if the hospital keeps an intranet, at «staff intranet / policies».</w:t>
+      </w:r>
+    </w:p>
+    <w:p>
+      <w:pPr>
+        <w:spacing w:after="140"/>
+      </w:pPr>
+      <w:r>
+        <w:rPr>
+          <w:sz w:val="22"/>
+          <w:szCs w:val="22"/>
+        </w:rPr>
+        <w:t xml:space="preserve">When a new version is issued, take old copies out of use.</w:t>
+      </w:r>
+    </w:p>
+    <w:p>
+      <w:pPr>
+        <w:pStyle w:val="Heading1"/>
+        <w:spacing w:after="120" w:before="280"/>
+      </w:pPr>
+      <w:r>
+        <w:t>10. Abbreviations</w:t>
+      </w:r>
+    </w:p>
+    <w:p>
+      <w:pPr>
+        <w:spacing w:after="140"/>
+      </w:pPr>
+      <w:r>
+        <w:rPr>
+          <w:sz w:val="22"/>
+          <w:szCs w:val="22"/>
+        </w:rPr>
+        <w:t xml:space="preserve">HIC — Hospital Infection Control (NABH SHCO chapter 4)
+HRM — Human Resource Management (NABH SHCO chapter 8)
+NABH — National Accreditation Board for Hospitals and Healthcare Providers
+OE — objective element
+PEP — post-exposure prophylaxis
+SHCO — Standards for Small Healthcare Organisations</w:t>
+      </w:r>
+    </w:p>
+    <w:p>
+      <w:pPr>
+        <w:pStyle w:val="Heading1"/>
+        <w:spacing w:after="120" w:before="280"/>
+      </w:pPr>
+      <w:r>
+        <w:t>11. Traceability to NABH SHCO 3rd Edition HRM.5</w:t>
       </w:r>
     </w:p>
     <w:p>
@@ -3009,6 +2928,29 @@
           <w:sz w:val="20"/>
           <w:szCs w:val="20"/>
         </w:rPr>
+        <w:t xml:space="preserve">This table is an index. It is not how the policy is organised.</w:t>
+      </w:r>
+    </w:p>
+    <w:p>
+      <w:pPr>
+        <w:pStyle w:val="Heading1"/>
+        <w:spacing w:after="120" w:before="280"/>
+      </w:pPr>
+      <w:r>
+        <w:t>12. Required Records / Evidence Checklist</w:t>
+      </w:r>
+    </w:p>
+    <w:p>
+      <w:pPr>
+        <w:spacing w:after="120"/>
+      </w:pPr>
+      <w:r>
+        <w:rPr>
+          <w:i/>
+          <w:iCs/>
+          <w:sz w:val="20"/>
+          <w:szCs w:val="20"/>
+        </w:rPr>
         <w:t xml:space="preserve">Records the hospital holds under this policy, listed by objective element.</w:t>
       </w:r>
     </w:p>
@@ -3250,6 +3192,49 @@
           <w:szCs w:val="22"/>
         </w:rPr>
         <w:t xml:space="preserve">Incident documentation and post-event review records.</w:t>
+      </w:r>
+    </w:p>
+    <w:p>
+      <w:pPr>
+        <w:pStyle w:val="Heading1"/>
+        <w:spacing w:after="120" w:before="280"/>
+      </w:pPr>
+      <w:r>
+        <w:t>13. References</w:t>
+      </w:r>
+    </w:p>
+    <w:p>
+      <w:pPr>
+        <w:pStyle w:val="ListParagraph"/>
+        <w:numPr>
+          <w:ilvl w:val="0"/>
+          <w:numId w:val="1"/>
+        </w:numPr>
+        <w:spacing w:after="60"/>
+      </w:pPr>
+      <w:r>
+        <w:rPr>
+          <w:sz w:val="22"/>
+          <w:szCs w:val="22"/>
+        </w:rPr>
+        <w:t xml:space="preserve">National Accreditation Board for Hospitals and Healthcare Providers (NABH), Standards for Small Healthcare Organisations, 3rd Edition — Human Resource Management chapter, standard HRM.5.</w:t>
+      </w:r>
+    </w:p>
+    <w:p>
+      <w:pPr>
+        <w:pStyle w:val="ListParagraph"/>
+        <w:numPr>
+          <w:ilvl w:val="0"/>
+          <w:numId w:val="1"/>
+        </w:numPr>
+        <w:spacing w:after="60"/>
+      </w:pPr>
+      <w:r>
+        <w:rPr>
+          <w:sz w:val="22"/>
+          <w:szCs w:val="22"/>
+        </w:rPr>
+        <w:t xml:space="preserve">Internal documents of «Hospital Name»: occupational health hazard register; annual health check forms; workplace injury records; workplace violence prevention and handling procedure; infection-control occupational response (HIC.4).</w:t>
       </w:r>
     </w:p>
     <w:p>
@@ -3374,7 +3359,7 @@
         <w:sz w:val="16"/>
         <w:szCs w:val="16"/>
       </w:rPr>
-      <w:t xml:space="preserve">«Hospital Name»  |  «HRM/POL/05»  |  Controlled document  |  Staff Well-Being and Occupational Health</w:t>
+      <w:t>«Hospital Name»  |  «HRM/POL/05»  |  Controlled document  |  Policy on Staff Well-Being and Occupational Health</w:t>
     </w:r>
   </w:p>
 </w:ftr>

--- a/policies/build/masters/HRM.5_v2_master.docx
+++ b/policies/build/masters/HRM.5_v2_master.docx
@@ -2369,6 +2369,7 @@
         <w:gridCol w:w="100"/>
         <w:gridCol w:w="100"/>
         <w:gridCol w:w="100"/>
+        <w:gridCol w:w="100"/>
       </w:tblGrid>
       <w:tr>
         <w:tc>
@@ -2396,6 +2397,26 @@
         </w:tc>
         <w:tc>
           <w:tcPr>
+            <w:tcW w:type="pct" w:w="12%"/>
+            <w:tcBorders>
+              <w:top w:val="single" w:color="999999" w:sz="4"/>
+              <w:left w:val="single" w:color="999999" w:sz="4"/>
+              <w:bottom w:val="single" w:color="999999" w:sz="4"/>
+              <w:right w:val="single" w:color="999999" w:sz="4"/>
+            </w:tcBorders>
+            <w:shd w:fill="E8E8E8" w:val="clear"/>
+          </w:tcPr>
+          <w:p>
+            <w:r>
+              <w:rPr>
+                <w:b/>
+              </w:rPr>
+              <w:t>Level</w:t>
+            </w:r>
+          </w:p>
+        </w:tc>
+        <w:tc>
+          <w:tcPr>
             <w:tcW w:type="pct" w:w="32%"/>
             <w:tcBorders>
               <w:top w:val="single" w:color="999999" w:sz="4"/>
@@ -2489,6 +2510,22 @@
         </w:tc>
         <w:tc>
           <w:tcPr>
+            <w:tcW w:type="pct" w:w="12%"/>
+            <w:tcBorders>
+              <w:top w:val="single" w:color="999999" w:sz="4"/>
+              <w:left w:val="single" w:color="999999" w:sz="4"/>
+              <w:bottom w:val="single" w:color="999999" w:sz="4"/>
+              <w:right w:val="single" w:color="999999" w:sz="4"/>
+            </w:tcBorders>
+          </w:tcPr>
+          <w:p>
+            <w:r>
+              <w:t>Commitment</w:t>
+            </w:r>
+          </w:p>
+        </w:tc>
+        <w:tc>
+          <w:tcPr>
             <w:tcW w:type="pct" w:w="32%"/>
             <w:tcBorders>
               <w:top w:val="single" w:color="999999" w:sz="4"/>
@@ -2579,6 +2616,22 @@
         </w:tc>
         <w:tc>
           <w:tcPr>
+            <w:tcW w:type="pct" w:w="12%"/>
+            <w:tcBorders>
+              <w:top w:val="single" w:color="999999" w:sz="4"/>
+              <w:left w:val="single" w:color="999999" w:sz="4"/>
+              <w:bottom w:val="single" w:color="999999" w:sz="4"/>
+              <w:right w:val="single" w:color="999999" w:sz="4"/>
+            </w:tcBorders>
+          </w:tcPr>
+          <w:p>
+            <w:r>
+              <w:t>CORE</w:t>
+            </w:r>
+          </w:p>
+        </w:tc>
+        <w:tc>
+          <w:tcPr>
             <w:tcW w:type="pct" w:w="32%"/>
             <w:tcBorders>
               <w:top w:val="single" w:color="999999" w:sz="4"/>
@@ -2669,6 +2722,22 @@
         </w:tc>
         <w:tc>
           <w:tcPr>
+            <w:tcW w:type="pct" w:w="12%"/>
+            <w:tcBorders>
+              <w:top w:val="single" w:color="999999" w:sz="4"/>
+              <w:left w:val="single" w:color="999999" w:sz="4"/>
+              <w:bottom w:val="single" w:color="999999" w:sz="4"/>
+              <w:right w:val="single" w:color="999999" w:sz="4"/>
+            </w:tcBorders>
+          </w:tcPr>
+          <w:p>
+            <w:r>
+              <w:t>Commitment</w:t>
+            </w:r>
+          </w:p>
+        </w:tc>
+        <w:tc>
+          <w:tcPr>
             <w:tcW w:type="pct" w:w="32%"/>
             <w:tcBorders>
               <w:top w:val="single" w:color="999999" w:sz="4"/>
@@ -2759,6 +2828,22 @@
         </w:tc>
         <w:tc>
           <w:tcPr>
+            <w:tcW w:type="pct" w:w="12%"/>
+            <w:tcBorders>
+              <w:top w:val="single" w:color="999999" w:sz="4"/>
+              <w:left w:val="single" w:color="999999" w:sz="4"/>
+              <w:bottom w:val="single" w:color="999999" w:sz="4"/>
+              <w:right w:val="single" w:color="999999" w:sz="4"/>
+            </w:tcBorders>
+          </w:tcPr>
+          <w:p>
+            <w:r>
+              <w:t>CORE</w:t>
+            </w:r>
+          </w:p>
+        </w:tc>
+        <w:tc>
+          <w:tcPr>
             <w:tcW w:type="pct" w:w="32%"/>
             <w:tcBorders>
               <w:top w:val="single" w:color="999999" w:sz="4"/>
@@ -2891,23 +2976,317 @@
         <w:t>10. Abbreviations</w:t>
       </w:r>
     </w:p>
-    <w:p>
-      <w:pPr>
-        <w:spacing w:after="140"/>
-      </w:pPr>
-      <w:r>
-        <w:rPr>
-          <w:sz w:val="22"/>
-          <w:szCs w:val="22"/>
-        </w:rPr>
-        <w:t xml:space="preserve">HIC — Hospital Infection Control (NABH SHCO chapter 4)
-HRM — Human Resource Management (NABH SHCO chapter 8)
-NABH — National Accreditation Board for Hospitals and Healthcare Providers
-OE — objective element
-PEP — post-exposure prophylaxis
-SHCO — Standards for Small Healthcare Organisations</w:t>
-      </w:r>
-    </w:p>
+    <w:tbl>
+      <w:tblPr>
+        <w:tblW w:type="pct" w:w="100%"/>
+        <w:tblBorders>
+          <w:top w:val="single" w:color="auto" w:sz="4"/>
+          <w:left w:val="single" w:color="auto" w:sz="4"/>
+          <w:bottom w:val="single" w:color="auto" w:sz="4"/>
+          <w:right w:val="single" w:color="auto" w:sz="4"/>
+          <w:insideH w:val="single" w:color="auto" w:sz="4"/>
+          <w:insideV w:val="single" w:color="auto" w:sz="4"/>
+        </w:tblBorders>
+      </w:tblPr>
+      <w:tblGrid>
+        <w:gridCol w:w="100"/>
+        <w:gridCol w:w="100"/>
+      </w:tblGrid>
+      <w:tr>
+        <w:tc>
+          <w:tcPr>
+            <w:tcW w:type="pct" w:w="22%"/>
+            <w:tcBorders>
+              <w:top w:val="single" w:color="999999" w:sz="4"/>
+              <w:left w:val="single" w:color="999999" w:sz="4"/>
+              <w:bottom w:val="single" w:color="999999" w:sz="4"/>
+              <w:right w:val="single" w:color="999999" w:sz="4"/>
+            </w:tcBorders>
+            <w:shd w:fill="E8E8E8" w:val="clear"/>
+          </w:tcPr>
+          <w:p>
+            <w:r>
+              <w:rPr>
+                <w:b/>
+              </w:rPr>
+              <w:t>Abbreviation</w:t>
+            </w:r>
+          </w:p>
+        </w:tc>
+        <w:tc>
+          <w:tcPr>
+            <w:tcW w:type="pct" w:w="22%"/>
+            <w:tcBorders>
+              <w:top w:val="single" w:color="999999" w:sz="4"/>
+              <w:left w:val="single" w:color="999999" w:sz="4"/>
+              <w:bottom w:val="single" w:color="999999" w:sz="4"/>
+              <w:right w:val="single" w:color="999999" w:sz="4"/>
+            </w:tcBorders>
+            <w:shd w:fill="E8E8E8" w:val="clear"/>
+          </w:tcPr>
+          <w:p>
+            <w:r>
+              <w:rPr>
+                <w:b/>
+              </w:rPr>
+              <w:t>Meaning</w:t>
+            </w:r>
+          </w:p>
+        </w:tc>
+      </w:tr>
+      <w:tr>
+        <w:tc>
+          <w:tcPr>
+            <w:tcW w:type="pct" w:w="22%"/>
+            <w:tcBorders>
+              <w:top w:val="single" w:color="999999" w:sz="4"/>
+              <w:left w:val="single" w:color="999999" w:sz="4"/>
+              <w:bottom w:val="single" w:color="999999" w:sz="4"/>
+              <w:right w:val="single" w:color="999999" w:sz="4"/>
+            </w:tcBorders>
+            <w:shd w:fill="E8E8E8" w:val="clear"/>
+          </w:tcPr>
+          <w:p>
+            <w:r>
+              <w:rPr>
+                <w:b w:val="0"/>
+              </w:rPr>
+              <w:t>HIC</w:t>
+            </w:r>
+          </w:p>
+        </w:tc>
+        <w:tc>
+          <w:tcPr>
+            <w:tcW w:type="pct" w:w="22%"/>
+            <w:tcBorders>
+              <w:top w:val="single" w:color="999999" w:sz="4"/>
+              <w:left w:val="single" w:color="999999" w:sz="4"/>
+              <w:bottom w:val="single" w:color="999999" w:sz="4"/>
+              <w:right w:val="single" w:color="999999" w:sz="4"/>
+            </w:tcBorders>
+            <w:shd w:fill="E8E8E8" w:val="clear"/>
+          </w:tcPr>
+          <w:p>
+            <w:r>
+              <w:rPr>
+                <w:b w:val="0"/>
+              </w:rPr>
+              <w:t>Hospital Infection Control (NABH SHCO chapter 4)</w:t>
+            </w:r>
+          </w:p>
+        </w:tc>
+      </w:tr>
+      <w:tr>
+        <w:tc>
+          <w:tcPr>
+            <w:tcW w:type="pct" w:w="22%"/>
+            <w:tcBorders>
+              <w:top w:val="single" w:color="999999" w:sz="4"/>
+              <w:left w:val="single" w:color="999999" w:sz="4"/>
+              <w:bottom w:val="single" w:color="999999" w:sz="4"/>
+              <w:right w:val="single" w:color="999999" w:sz="4"/>
+            </w:tcBorders>
+            <w:shd w:fill="E8E8E8" w:val="clear"/>
+          </w:tcPr>
+          <w:p>
+            <w:r>
+              <w:rPr>
+                <w:b w:val="0"/>
+              </w:rPr>
+              <w:t>HRM</w:t>
+            </w:r>
+          </w:p>
+        </w:tc>
+        <w:tc>
+          <w:tcPr>
+            <w:tcW w:type="pct" w:w="22%"/>
+            <w:tcBorders>
+              <w:top w:val="single" w:color="999999" w:sz="4"/>
+              <w:left w:val="single" w:color="999999" w:sz="4"/>
+              <w:bottom w:val="single" w:color="999999" w:sz="4"/>
+              <w:right w:val="single" w:color="999999" w:sz="4"/>
+            </w:tcBorders>
+            <w:shd w:fill="E8E8E8" w:val="clear"/>
+          </w:tcPr>
+          <w:p>
+            <w:r>
+              <w:rPr>
+                <w:b w:val="0"/>
+              </w:rPr>
+              <w:t>Human Resource Management (NABH SHCO chapter 8)</w:t>
+            </w:r>
+          </w:p>
+        </w:tc>
+      </w:tr>
+      <w:tr>
+        <w:tc>
+          <w:tcPr>
+            <w:tcW w:type="pct" w:w="22%"/>
+            <w:tcBorders>
+              <w:top w:val="single" w:color="999999" w:sz="4"/>
+              <w:left w:val="single" w:color="999999" w:sz="4"/>
+              <w:bottom w:val="single" w:color="999999" w:sz="4"/>
+              <w:right w:val="single" w:color="999999" w:sz="4"/>
+            </w:tcBorders>
+            <w:shd w:fill="E8E8E8" w:val="clear"/>
+          </w:tcPr>
+          <w:p>
+            <w:r>
+              <w:rPr>
+                <w:b w:val="0"/>
+              </w:rPr>
+              <w:t>NABH</w:t>
+            </w:r>
+          </w:p>
+        </w:tc>
+        <w:tc>
+          <w:tcPr>
+            <w:tcW w:type="pct" w:w="22%"/>
+            <w:tcBorders>
+              <w:top w:val="single" w:color="999999" w:sz="4"/>
+              <w:left w:val="single" w:color="999999" w:sz="4"/>
+              <w:bottom w:val="single" w:color="999999" w:sz="4"/>
+              <w:right w:val="single" w:color="999999" w:sz="4"/>
+            </w:tcBorders>
+            <w:shd w:fill="E8E8E8" w:val="clear"/>
+          </w:tcPr>
+          <w:p>
+            <w:r>
+              <w:rPr>
+                <w:b w:val="0"/>
+              </w:rPr>
+              <w:t>National Accreditation Board for Hospitals and Healthcare Providers</w:t>
+            </w:r>
+          </w:p>
+        </w:tc>
+      </w:tr>
+      <w:tr>
+        <w:tc>
+          <w:tcPr>
+            <w:tcW w:type="pct" w:w="22%"/>
+            <w:tcBorders>
+              <w:top w:val="single" w:color="999999" w:sz="4"/>
+              <w:left w:val="single" w:color="999999" w:sz="4"/>
+              <w:bottom w:val="single" w:color="999999" w:sz="4"/>
+              <w:right w:val="single" w:color="999999" w:sz="4"/>
+            </w:tcBorders>
+            <w:shd w:fill="E8E8E8" w:val="clear"/>
+          </w:tcPr>
+          <w:p>
+            <w:r>
+              <w:rPr>
+                <w:b w:val="0"/>
+              </w:rPr>
+              <w:t>OE</w:t>
+            </w:r>
+          </w:p>
+        </w:tc>
+        <w:tc>
+          <w:tcPr>
+            <w:tcW w:type="pct" w:w="22%"/>
+            <w:tcBorders>
+              <w:top w:val="single" w:color="999999" w:sz="4"/>
+              <w:left w:val="single" w:color="999999" w:sz="4"/>
+              <w:bottom w:val="single" w:color="999999" w:sz="4"/>
+              <w:right w:val="single" w:color="999999" w:sz="4"/>
+            </w:tcBorders>
+            <w:shd w:fill="E8E8E8" w:val="clear"/>
+          </w:tcPr>
+          <w:p>
+            <w:r>
+              <w:rPr>
+                <w:b w:val="0"/>
+              </w:rPr>
+              <w:t>objective element</w:t>
+            </w:r>
+          </w:p>
+        </w:tc>
+      </w:tr>
+      <w:tr>
+        <w:tc>
+          <w:tcPr>
+            <w:tcW w:type="pct" w:w="22%"/>
+            <w:tcBorders>
+              <w:top w:val="single" w:color="999999" w:sz="4"/>
+              <w:left w:val="single" w:color="999999" w:sz="4"/>
+              <w:bottom w:val="single" w:color="999999" w:sz="4"/>
+              <w:right w:val="single" w:color="999999" w:sz="4"/>
+            </w:tcBorders>
+            <w:shd w:fill="E8E8E8" w:val="clear"/>
+          </w:tcPr>
+          <w:p>
+            <w:r>
+              <w:rPr>
+                <w:b w:val="0"/>
+              </w:rPr>
+              <w:t>PEP</w:t>
+            </w:r>
+          </w:p>
+        </w:tc>
+        <w:tc>
+          <w:tcPr>
+            <w:tcW w:type="pct" w:w="22%"/>
+            <w:tcBorders>
+              <w:top w:val="single" w:color="999999" w:sz="4"/>
+              <w:left w:val="single" w:color="999999" w:sz="4"/>
+              <w:bottom w:val="single" w:color="999999" w:sz="4"/>
+              <w:right w:val="single" w:color="999999" w:sz="4"/>
+            </w:tcBorders>
+            <w:shd w:fill="E8E8E8" w:val="clear"/>
+          </w:tcPr>
+          <w:p>
+            <w:r>
+              <w:rPr>
+                <w:b w:val="0"/>
+              </w:rPr>
+              <w:t>post-exposure prophylaxis</w:t>
+            </w:r>
+          </w:p>
+        </w:tc>
+      </w:tr>
+      <w:tr>
+        <w:tc>
+          <w:tcPr>
+            <w:tcW w:type="pct" w:w="22%"/>
+            <w:tcBorders>
+              <w:top w:val="single" w:color="999999" w:sz="4"/>
+              <w:left w:val="single" w:color="999999" w:sz="4"/>
+              <w:bottom w:val="single" w:color="999999" w:sz="4"/>
+              <w:right w:val="single" w:color="999999" w:sz="4"/>
+            </w:tcBorders>
+            <w:shd w:fill="E8E8E8" w:val="clear"/>
+          </w:tcPr>
+          <w:p>
+            <w:r>
+              <w:rPr>
+                <w:b w:val="0"/>
+              </w:rPr>
+              <w:t>SHCO</w:t>
+            </w:r>
+          </w:p>
+        </w:tc>
+        <w:tc>
+          <w:tcPr>
+            <w:tcW w:type="pct" w:w="22%"/>
+            <w:tcBorders>
+              <w:top w:val="single" w:color="999999" w:sz="4"/>
+              <w:left w:val="single" w:color="999999" w:sz="4"/>
+              <w:bottom w:val="single" w:color="999999" w:sz="4"/>
+              <w:right w:val="single" w:color="999999" w:sz="4"/>
+            </w:tcBorders>
+            <w:shd w:fill="E8E8E8" w:val="clear"/>
+          </w:tcPr>
+          <w:p>
+            <w:r>
+              <w:rPr>
+                <w:b w:val="0"/>
+              </w:rPr>
+              <w:t>Standards for Small Healthcare Organisations</w:t>
+            </w:r>
+          </w:p>
+        </w:tc>
+      </w:tr>
+    </w:tbl>
     <w:p>
       <w:pPr>
         <w:pStyle w:val="Heading1"/>

--- a/policies/build/masters/HRM.5_v2_master.docx
+++ b/policies/build/masters/HRM.5_v2_master.docx
@@ -694,18 +694,6 @@
     </w:p>
     <w:p>
       <w:pPr>
-        <w:spacing w:after="140"/>
-      </w:pPr>
-      <w:r>
-        <w:rPr>
-          <w:sz w:val="22"/>
-          <w:szCs w:val="22"/>
-        </w:rPr>
-        <w:t xml:space="preserve">Words marked «like this» are defaults a small hospital can keep. A blank marked «________» has no sensible default. Fill it in before this document is signed.</w:t>
-      </w:r>
-    </w:p>
-    <w:p>
-      <w:pPr>
         <w:pStyle w:val="Heading1"/>
         <w:spacing w:after="120" w:before="280"/>
       </w:pPr>
@@ -735,69 +723,6 @@
           <w:szCs w:val="22"/>
         </w:rPr>
         <w:t xml:space="preserve">It covers HRM.5.a–d. It does not cover infection-control occupational exposure response and PEP (HIC.4), occupational safety training delivery (HRM.3.d) or credentialing health status verification (HRM.6.b).</w:t>
-      </w:r>
-    </w:p>
-    <w:p>
-      <w:pPr>
-        <w:spacing w:after="140"/>
-      </w:pPr>
-      <w:r>
-        <w:rPr>
-          <w:sz w:val="22"/>
-          <w:szCs w:val="22"/>
-        </w:rPr>
-        <w:t xml:space="preserve">Boundaries with other policies of «Hospital Name»:</w:t>
-      </w:r>
-    </w:p>
-    <w:p>
-      <w:pPr>
-        <w:pStyle w:val="ListParagraph"/>
-        <w:numPr>
-          <w:ilvl w:val="0"/>
-          <w:numId w:val="1"/>
-        </w:numPr>
-        <w:spacing w:after="60"/>
-      </w:pPr>
-      <w:r>
-        <w:rPr>
-          <w:sz w:val="22"/>
-          <w:szCs w:val="22"/>
-        </w:rPr>
-        <w:t xml:space="preserve">HIC.4 owns infection-control occupational response: needlestick, sharps injury, splash exposure and post-exposure prophylaxis. HRM.5 owns general staff health programmes, annual checks and workplace injury treatment.</w:t>
-      </w:r>
-    </w:p>
-    <w:p>
-      <w:pPr>
-        <w:pStyle w:val="ListParagraph"/>
-        <w:numPr>
-          <w:ilvl w:val="0"/>
-          <w:numId w:val="1"/>
-        </w:numPr>
-        <w:spacing w:after="60"/>
-      </w:pPr>
-      <w:r>
-        <w:rPr>
-          <w:sz w:val="22"/>
-          <w:szCs w:val="22"/>
-        </w:rPr>
-        <w:t xml:space="preserve">HRM.3.d owns training in occupational safety aspects. This policy owns the health programme and hazard identification.</w:t>
-      </w:r>
-    </w:p>
-    <w:p>
-      <w:pPr>
-        <w:pStyle w:val="ListParagraph"/>
-        <w:numPr>
-          <w:ilvl w:val="0"/>
-          <w:numId w:val="1"/>
-        </w:numPr>
-        <w:spacing w:after="60"/>
-      </w:pPr>
-      <w:r>
-        <w:rPr>
-          <w:sz w:val="22"/>
-          <w:szCs w:val="22"/>
-        </w:rPr>
-        <w:t xml:space="preserve">PSQ.5 may receive reports of violence-related incidents. This policy owns prevention and handling measures.</w:t>
       </w:r>
     </w:p>
     <w:p>

--- a/policies/build/masters/HRM.5_v2_master.docx
+++ b/policies/build/masters/HRM.5_v2_master.docx
@@ -2277,6 +2277,406 @@
         <w:t xml:space="preserve">The Nursing Superintendent holds signed acknowledgements with the induction record.</w:t>
       </w:r>
     </w:p>
+    <w:p>
+      <w:pPr>
+        <w:pStyle w:val="Heading1"/>
+        <w:spacing w:after="120" w:before="280"/>
+      </w:pPr>
+      <w:r>
+        <w:t>9. Distribution</w:t>
+      </w:r>
+    </w:p>
+    <w:p>
+      <w:pPr>
+        <w:spacing w:after="140"/>
+      </w:pPr>
+      <w:r>
+        <w:rPr>
+          <w:sz w:val="22"/>
+          <w:szCs w:val="22"/>
+        </w:rPr>
+        <w:t xml:space="preserve">Official master copy: office of the Medical Superintendent, «Hospital Name», with the HR office.</w:t>
+      </w:r>
+    </w:p>
+    <w:p>
+      <w:pPr>
+        <w:spacing w:after="140"/>
+      </w:pPr>
+      <w:r>
+        <w:rPr>
+          <w:sz w:val="22"/>
+          <w:szCs w:val="22"/>
+        </w:rPr>
+        <w:t xml:space="preserve">Copies issued to: department heads; all staff areas.</w:t>
+      </w:r>
+    </w:p>
+    <w:p>
+      <w:pPr>
+        <w:spacing w:after="140"/>
+      </w:pPr>
+      <w:r>
+        <w:rPr>
+          <w:sz w:val="22"/>
+          <w:szCs w:val="22"/>
+        </w:rPr>
+        <w:t xml:space="preserve">The current version is available to all staff at the «HR office policy file» and, if the hospital keeps an intranet, at «staff intranet / policies».</w:t>
+      </w:r>
+    </w:p>
+    <w:p>
+      <w:pPr>
+        <w:spacing w:after="140"/>
+      </w:pPr>
+      <w:r>
+        <w:rPr>
+          <w:sz w:val="22"/>
+          <w:szCs w:val="22"/>
+        </w:rPr>
+        <w:t xml:space="preserve">When a new version is issued, take old copies out of use.</w:t>
+      </w:r>
+    </w:p>
+    <w:p>
+      <w:pPr>
+        <w:pStyle w:val="Heading1"/>
+        <w:spacing w:after="120" w:before="280"/>
+      </w:pPr>
+      <w:r>
+        <w:t>10. Abbreviations</w:t>
+      </w:r>
+    </w:p>
+    <w:tbl>
+      <w:tblPr>
+        <w:tblW w:type="pct" w:w="100%"/>
+        <w:tblBorders>
+          <w:top w:val="single" w:color="auto" w:sz="4"/>
+          <w:left w:val="single" w:color="auto" w:sz="4"/>
+          <w:bottom w:val="single" w:color="auto" w:sz="4"/>
+          <w:right w:val="single" w:color="auto" w:sz="4"/>
+          <w:insideH w:val="single" w:color="auto" w:sz="4"/>
+          <w:insideV w:val="single" w:color="auto" w:sz="4"/>
+        </w:tblBorders>
+      </w:tblPr>
+      <w:tblGrid>
+        <w:gridCol w:w="100"/>
+        <w:gridCol w:w="100"/>
+      </w:tblGrid>
+      <w:tr>
+        <w:tc>
+          <w:tcPr>
+            <w:tcW w:type="pct" w:w="22%"/>
+            <w:tcBorders>
+              <w:top w:val="single" w:color="999999" w:sz="4"/>
+              <w:left w:val="single" w:color="999999" w:sz="4"/>
+              <w:bottom w:val="single" w:color="999999" w:sz="4"/>
+              <w:right w:val="single" w:color="999999" w:sz="4"/>
+            </w:tcBorders>
+            <w:shd w:fill="E8E8E8" w:val="clear"/>
+          </w:tcPr>
+          <w:p>
+            <w:r>
+              <w:rPr>
+                <w:b/>
+              </w:rPr>
+              <w:t>Abbreviation</w:t>
+            </w:r>
+          </w:p>
+        </w:tc>
+        <w:tc>
+          <w:tcPr>
+            <w:tcW w:type="pct" w:w="22%"/>
+            <w:tcBorders>
+              <w:top w:val="single" w:color="999999" w:sz="4"/>
+              <w:left w:val="single" w:color="999999" w:sz="4"/>
+              <w:bottom w:val="single" w:color="999999" w:sz="4"/>
+              <w:right w:val="single" w:color="999999" w:sz="4"/>
+            </w:tcBorders>
+            <w:shd w:fill="E8E8E8" w:val="clear"/>
+          </w:tcPr>
+          <w:p>
+            <w:r>
+              <w:rPr>
+                <w:b/>
+              </w:rPr>
+              <w:t>Meaning</w:t>
+            </w:r>
+          </w:p>
+        </w:tc>
+      </w:tr>
+      <w:tr>
+        <w:tc>
+          <w:tcPr>
+            <w:tcW w:type="pct" w:w="22%"/>
+            <w:tcBorders>
+              <w:top w:val="single" w:color="999999" w:sz="4"/>
+              <w:left w:val="single" w:color="999999" w:sz="4"/>
+              <w:bottom w:val="single" w:color="999999" w:sz="4"/>
+              <w:right w:val="single" w:color="999999" w:sz="4"/>
+            </w:tcBorders>
+            <w:shd w:fill="E8E8E8" w:val="clear"/>
+          </w:tcPr>
+          <w:p>
+            <w:r>
+              <w:rPr>
+                <w:b w:val="0"/>
+              </w:rPr>
+              <w:t>HIC</w:t>
+            </w:r>
+          </w:p>
+        </w:tc>
+        <w:tc>
+          <w:tcPr>
+            <w:tcW w:type="pct" w:w="22%"/>
+            <w:tcBorders>
+              <w:top w:val="single" w:color="999999" w:sz="4"/>
+              <w:left w:val="single" w:color="999999" w:sz="4"/>
+              <w:bottom w:val="single" w:color="999999" w:sz="4"/>
+              <w:right w:val="single" w:color="999999" w:sz="4"/>
+            </w:tcBorders>
+            <w:shd w:fill="E8E8E8" w:val="clear"/>
+          </w:tcPr>
+          <w:p>
+            <w:r>
+              <w:rPr>
+                <w:b w:val="0"/>
+              </w:rPr>
+              <w:t>Hospital Infection Control (NABH SHCO chapter 4)</w:t>
+            </w:r>
+          </w:p>
+        </w:tc>
+      </w:tr>
+      <w:tr>
+        <w:tc>
+          <w:tcPr>
+            <w:tcW w:type="pct" w:w="22%"/>
+            <w:tcBorders>
+              <w:top w:val="single" w:color="999999" w:sz="4"/>
+              <w:left w:val="single" w:color="999999" w:sz="4"/>
+              <w:bottom w:val="single" w:color="999999" w:sz="4"/>
+              <w:right w:val="single" w:color="999999" w:sz="4"/>
+            </w:tcBorders>
+            <w:shd w:fill="E8E8E8" w:val="clear"/>
+          </w:tcPr>
+          <w:p>
+            <w:r>
+              <w:rPr>
+                <w:b w:val="0"/>
+              </w:rPr>
+              <w:t>HRM</w:t>
+            </w:r>
+          </w:p>
+        </w:tc>
+        <w:tc>
+          <w:tcPr>
+            <w:tcW w:type="pct" w:w="22%"/>
+            <w:tcBorders>
+              <w:top w:val="single" w:color="999999" w:sz="4"/>
+              <w:left w:val="single" w:color="999999" w:sz="4"/>
+              <w:bottom w:val="single" w:color="999999" w:sz="4"/>
+              <w:right w:val="single" w:color="999999" w:sz="4"/>
+            </w:tcBorders>
+            <w:shd w:fill="E8E8E8" w:val="clear"/>
+          </w:tcPr>
+          <w:p>
+            <w:r>
+              <w:rPr>
+                <w:b w:val="0"/>
+              </w:rPr>
+              <w:t>Human Resource Management (NABH SHCO chapter 8)</w:t>
+            </w:r>
+          </w:p>
+        </w:tc>
+      </w:tr>
+      <w:tr>
+        <w:tc>
+          <w:tcPr>
+            <w:tcW w:type="pct" w:w="22%"/>
+            <w:tcBorders>
+              <w:top w:val="single" w:color="999999" w:sz="4"/>
+              <w:left w:val="single" w:color="999999" w:sz="4"/>
+              <w:bottom w:val="single" w:color="999999" w:sz="4"/>
+              <w:right w:val="single" w:color="999999" w:sz="4"/>
+            </w:tcBorders>
+            <w:shd w:fill="E8E8E8" w:val="clear"/>
+          </w:tcPr>
+          <w:p>
+            <w:r>
+              <w:rPr>
+                <w:b w:val="0"/>
+              </w:rPr>
+              <w:t>NABH</w:t>
+            </w:r>
+          </w:p>
+        </w:tc>
+        <w:tc>
+          <w:tcPr>
+            <w:tcW w:type="pct" w:w="22%"/>
+            <w:tcBorders>
+              <w:top w:val="single" w:color="999999" w:sz="4"/>
+              <w:left w:val="single" w:color="999999" w:sz="4"/>
+              <w:bottom w:val="single" w:color="999999" w:sz="4"/>
+              <w:right w:val="single" w:color="999999" w:sz="4"/>
+            </w:tcBorders>
+            <w:shd w:fill="E8E8E8" w:val="clear"/>
+          </w:tcPr>
+          <w:p>
+            <w:r>
+              <w:rPr>
+                <w:b w:val="0"/>
+              </w:rPr>
+              <w:t>National Accreditation Board for Hospitals and Healthcare Providers</w:t>
+            </w:r>
+          </w:p>
+        </w:tc>
+      </w:tr>
+      <w:tr>
+        <w:tc>
+          <w:tcPr>
+            <w:tcW w:type="pct" w:w="22%"/>
+            <w:tcBorders>
+              <w:top w:val="single" w:color="999999" w:sz="4"/>
+              <w:left w:val="single" w:color="999999" w:sz="4"/>
+              <w:bottom w:val="single" w:color="999999" w:sz="4"/>
+              <w:right w:val="single" w:color="999999" w:sz="4"/>
+            </w:tcBorders>
+            <w:shd w:fill="E8E8E8" w:val="clear"/>
+          </w:tcPr>
+          <w:p>
+            <w:r>
+              <w:rPr>
+                <w:b w:val="0"/>
+              </w:rPr>
+              <w:t>OE</w:t>
+            </w:r>
+          </w:p>
+        </w:tc>
+        <w:tc>
+          <w:tcPr>
+            <w:tcW w:type="pct" w:w="22%"/>
+            <w:tcBorders>
+              <w:top w:val="single" w:color="999999" w:sz="4"/>
+              <w:left w:val="single" w:color="999999" w:sz="4"/>
+              <w:bottom w:val="single" w:color="999999" w:sz="4"/>
+              <w:right w:val="single" w:color="999999" w:sz="4"/>
+            </w:tcBorders>
+            <w:shd w:fill="E8E8E8" w:val="clear"/>
+          </w:tcPr>
+          <w:p>
+            <w:r>
+              <w:rPr>
+                <w:b w:val="0"/>
+              </w:rPr>
+              <w:t>objective element</w:t>
+            </w:r>
+          </w:p>
+        </w:tc>
+      </w:tr>
+      <w:tr>
+        <w:tc>
+          <w:tcPr>
+            <w:tcW w:type="pct" w:w="22%"/>
+            <w:tcBorders>
+              <w:top w:val="single" w:color="999999" w:sz="4"/>
+              <w:left w:val="single" w:color="999999" w:sz="4"/>
+              <w:bottom w:val="single" w:color="999999" w:sz="4"/>
+              <w:right w:val="single" w:color="999999" w:sz="4"/>
+            </w:tcBorders>
+            <w:shd w:fill="E8E8E8" w:val="clear"/>
+          </w:tcPr>
+          <w:p>
+            <w:r>
+              <w:rPr>
+                <w:b w:val="0"/>
+              </w:rPr>
+              <w:t>PEP</w:t>
+            </w:r>
+          </w:p>
+        </w:tc>
+        <w:tc>
+          <w:tcPr>
+            <w:tcW w:type="pct" w:w="22%"/>
+            <w:tcBorders>
+              <w:top w:val="single" w:color="999999" w:sz="4"/>
+              <w:left w:val="single" w:color="999999" w:sz="4"/>
+              <w:bottom w:val="single" w:color="999999" w:sz="4"/>
+              <w:right w:val="single" w:color="999999" w:sz="4"/>
+            </w:tcBorders>
+            <w:shd w:fill="E8E8E8" w:val="clear"/>
+          </w:tcPr>
+          <w:p>
+            <w:r>
+              <w:rPr>
+                <w:b w:val="0"/>
+              </w:rPr>
+              <w:t>post-exposure prophylaxis</w:t>
+            </w:r>
+          </w:p>
+        </w:tc>
+      </w:tr>
+      <w:tr>
+        <w:tc>
+          <w:tcPr>
+            <w:tcW w:type="pct" w:w="22%"/>
+            <w:tcBorders>
+              <w:top w:val="single" w:color="999999" w:sz="4"/>
+              <w:left w:val="single" w:color="999999" w:sz="4"/>
+              <w:bottom w:val="single" w:color="999999" w:sz="4"/>
+              <w:right w:val="single" w:color="999999" w:sz="4"/>
+            </w:tcBorders>
+            <w:shd w:fill="E8E8E8" w:val="clear"/>
+          </w:tcPr>
+          <w:p>
+            <w:r>
+              <w:rPr>
+                <w:b w:val="0"/>
+              </w:rPr>
+              <w:t>SHCO</w:t>
+            </w:r>
+          </w:p>
+        </w:tc>
+        <w:tc>
+          <w:tcPr>
+            <w:tcW w:type="pct" w:w="22%"/>
+            <w:tcBorders>
+              <w:top w:val="single" w:color="999999" w:sz="4"/>
+              <w:left w:val="single" w:color="999999" w:sz="4"/>
+              <w:bottom w:val="single" w:color="999999" w:sz="4"/>
+              <w:right w:val="single" w:color="999999" w:sz="4"/>
+            </w:tcBorders>
+            <w:shd w:fill="E8E8E8" w:val="clear"/>
+          </w:tcPr>
+          <w:p>
+            <w:r>
+              <w:rPr>
+                <w:b w:val="0"/>
+              </w:rPr>
+              <w:t>Standards for Small Healthcare Organisations</w:t>
+            </w:r>
+          </w:p>
+        </w:tc>
+      </w:tr>
+    </w:tbl>
+    <w:p>
+      <w:pPr>
+        <w:pStyle w:val="Heading1"/>
+        <w:spacing w:after="120" w:before="280"/>
+      </w:pPr>
+      <w:r>
+        <w:t>11. Traceability to NABH SHCO 3rd Edition HRM.5</w:t>
+      </w:r>
+    </w:p>
+    <w:p>
+      <w:pPr>
+        <w:spacing w:after="120"/>
+      </w:pPr>
+      <w:r>
+        <w:rPr>
+          <w:i/>
+          <w:iCs/>
+          <w:sz w:val="20"/>
+          <w:szCs w:val="20"/>
+        </w:rPr>
+        <w:t xml:space="preserve">This table is an index. It is not how the policy is organised.</w:t>
+      </w:r>
+    </w:p>
     <w:tbl>
       <w:tblPr>
         <w:tblW w:type="pct" w:w="100%"/>
@@ -2835,406 +3235,6 @@
         </w:tc>
       </w:tr>
     </w:tbl>
-    <w:p>
-      <w:pPr>
-        <w:pStyle w:val="Heading1"/>
-        <w:spacing w:after="120" w:before="280"/>
-      </w:pPr>
-      <w:r>
-        <w:t>9. Distribution</w:t>
-      </w:r>
-    </w:p>
-    <w:p>
-      <w:pPr>
-        <w:spacing w:after="140"/>
-      </w:pPr>
-      <w:r>
-        <w:rPr>
-          <w:sz w:val="22"/>
-          <w:szCs w:val="22"/>
-        </w:rPr>
-        <w:t xml:space="preserve">Official master copy: office of the Medical Superintendent, «Hospital Name», with the HR office.</w:t>
-      </w:r>
-    </w:p>
-    <w:p>
-      <w:pPr>
-        <w:spacing w:after="140"/>
-      </w:pPr>
-      <w:r>
-        <w:rPr>
-          <w:sz w:val="22"/>
-          <w:szCs w:val="22"/>
-        </w:rPr>
-        <w:t xml:space="preserve">Copies issued to: department heads; all staff areas.</w:t>
-      </w:r>
-    </w:p>
-    <w:p>
-      <w:pPr>
-        <w:spacing w:after="140"/>
-      </w:pPr>
-      <w:r>
-        <w:rPr>
-          <w:sz w:val="22"/>
-          <w:szCs w:val="22"/>
-        </w:rPr>
-        <w:t xml:space="preserve">The current version is available to all staff at the «HR office policy file» and, if the hospital keeps an intranet, at «staff intranet / policies».</w:t>
-      </w:r>
-    </w:p>
-    <w:p>
-      <w:pPr>
-        <w:spacing w:after="140"/>
-      </w:pPr>
-      <w:r>
-        <w:rPr>
-          <w:sz w:val="22"/>
-          <w:szCs w:val="22"/>
-        </w:rPr>
-        <w:t xml:space="preserve">When a new version is issued, take old copies out of use.</w:t>
-      </w:r>
-    </w:p>
-    <w:p>
-      <w:pPr>
-        <w:pStyle w:val="Heading1"/>
-        <w:spacing w:after="120" w:before="280"/>
-      </w:pPr>
-      <w:r>
-        <w:t>10. Abbreviations</w:t>
-      </w:r>
-    </w:p>
-    <w:tbl>
-      <w:tblPr>
-        <w:tblW w:type="pct" w:w="100%"/>
-        <w:tblBorders>
-          <w:top w:val="single" w:color="auto" w:sz="4"/>
-          <w:left w:val="single" w:color="auto" w:sz="4"/>
-          <w:bottom w:val="single" w:color="auto" w:sz="4"/>
-          <w:right w:val="single" w:color="auto" w:sz="4"/>
-          <w:insideH w:val="single" w:color="auto" w:sz="4"/>
-          <w:insideV w:val="single" w:color="auto" w:sz="4"/>
-        </w:tblBorders>
-      </w:tblPr>
-      <w:tblGrid>
-        <w:gridCol w:w="100"/>
-        <w:gridCol w:w="100"/>
-      </w:tblGrid>
-      <w:tr>
-        <w:tc>
-          <w:tcPr>
-            <w:tcW w:type="pct" w:w="22%"/>
-            <w:tcBorders>
-              <w:top w:val="single" w:color="999999" w:sz="4"/>
-              <w:left w:val="single" w:color="999999" w:sz="4"/>
-              <w:bottom w:val="single" w:color="999999" w:sz="4"/>
-              <w:right w:val="single" w:color="999999" w:sz="4"/>
-            </w:tcBorders>
-            <w:shd w:fill="E8E8E8" w:val="clear"/>
-          </w:tcPr>
-          <w:p>
-            <w:r>
-              <w:rPr>
-                <w:b/>
-              </w:rPr>
-              <w:t>Abbreviation</w:t>
-            </w:r>
-          </w:p>
-        </w:tc>
-        <w:tc>
-          <w:tcPr>
-            <w:tcW w:type="pct" w:w="22%"/>
-            <w:tcBorders>
-              <w:top w:val="single" w:color="999999" w:sz="4"/>
-              <w:left w:val="single" w:color="999999" w:sz="4"/>
-              <w:bottom w:val="single" w:color="999999" w:sz="4"/>
-              <w:right w:val="single" w:color="999999" w:sz="4"/>
-            </w:tcBorders>
-            <w:shd w:fill="E8E8E8" w:val="clear"/>
-          </w:tcPr>
-          <w:p>
-            <w:r>
-              <w:rPr>
-                <w:b/>
-              </w:rPr>
-              <w:t>Meaning</w:t>
-            </w:r>
-          </w:p>
-        </w:tc>
-      </w:tr>
-      <w:tr>
-        <w:tc>
-          <w:tcPr>
-            <w:tcW w:type="pct" w:w="22%"/>
-            <w:tcBorders>
-              <w:top w:val="single" w:color="999999" w:sz="4"/>
-              <w:left w:val="single" w:color="999999" w:sz="4"/>
-              <w:bottom w:val="single" w:color="999999" w:sz="4"/>
-              <w:right w:val="single" w:color="999999" w:sz="4"/>
-            </w:tcBorders>
-            <w:shd w:fill="E8E8E8" w:val="clear"/>
-          </w:tcPr>
-          <w:p>
-            <w:r>
-              <w:rPr>
-                <w:b w:val="0"/>
-              </w:rPr>
-              <w:t>HIC</w:t>
-            </w:r>
-          </w:p>
-        </w:tc>
-        <w:tc>
-          <w:tcPr>
-            <w:tcW w:type="pct" w:w="22%"/>
-            <w:tcBorders>
-              <w:top w:val="single" w:color="999999" w:sz="4"/>
-              <w:left w:val="single" w:color="999999" w:sz="4"/>
-              <w:bottom w:val="single" w:color="999999" w:sz="4"/>
-              <w:right w:val="single" w:color="999999" w:sz="4"/>
-            </w:tcBorders>
-            <w:shd w:fill="E8E8E8" w:val="clear"/>
-          </w:tcPr>
-          <w:p>
-            <w:r>
-              <w:rPr>
-                <w:b w:val="0"/>
-              </w:rPr>
-              <w:t>Hospital Infection Control (NABH SHCO chapter 4)</w:t>
-            </w:r>
-          </w:p>
-        </w:tc>
-      </w:tr>
-      <w:tr>
-        <w:tc>
-          <w:tcPr>
-            <w:tcW w:type="pct" w:w="22%"/>
-            <w:tcBorders>
-              <w:top w:val="single" w:color="999999" w:sz="4"/>
-              <w:left w:val="single" w:color="999999" w:sz="4"/>
-              <w:bottom w:val="single" w:color="999999" w:sz="4"/>
-              <w:right w:val="single" w:color="999999" w:sz="4"/>
-            </w:tcBorders>
-            <w:shd w:fill="E8E8E8" w:val="clear"/>
-          </w:tcPr>
-          <w:p>
-            <w:r>
-              <w:rPr>
-                <w:b w:val="0"/>
-              </w:rPr>
-              <w:t>HRM</w:t>
-            </w:r>
-          </w:p>
-        </w:tc>
-        <w:tc>
-          <w:tcPr>
-            <w:tcW w:type="pct" w:w="22%"/>
-            <w:tcBorders>
-              <w:top w:val="single" w:color="999999" w:sz="4"/>
-              <w:left w:val="single" w:color="999999" w:sz="4"/>
-              <w:bottom w:val="single" w:color="999999" w:sz="4"/>
-              <w:right w:val="single" w:color="999999" w:sz="4"/>
-            </w:tcBorders>
-            <w:shd w:fill="E8E8E8" w:val="clear"/>
-          </w:tcPr>
-          <w:p>
-            <w:r>
-              <w:rPr>
-                <w:b w:val="0"/>
-              </w:rPr>
-              <w:t>Human Resource Management (NABH SHCO chapter 8)</w:t>
-            </w:r>
-          </w:p>
-        </w:tc>
-      </w:tr>
-      <w:tr>
-        <w:tc>
-          <w:tcPr>
-            <w:tcW w:type="pct" w:w="22%"/>
-            <w:tcBorders>
-              <w:top w:val="single" w:color="999999" w:sz="4"/>
-              <w:left w:val="single" w:color="999999" w:sz="4"/>
-              <w:bottom w:val="single" w:color="999999" w:sz="4"/>
-              <w:right w:val="single" w:color="999999" w:sz="4"/>
-            </w:tcBorders>
-            <w:shd w:fill="E8E8E8" w:val="clear"/>
-          </w:tcPr>
-          <w:p>
-            <w:r>
-              <w:rPr>
-                <w:b w:val="0"/>
-              </w:rPr>
-              <w:t>NABH</w:t>
-            </w:r>
-          </w:p>
-        </w:tc>
-        <w:tc>
-          <w:tcPr>
-            <w:tcW w:type="pct" w:w="22%"/>
-            <w:tcBorders>
-              <w:top w:val="single" w:color="999999" w:sz="4"/>
-              <w:left w:val="single" w:color="999999" w:sz="4"/>
-              <w:bottom w:val="single" w:color="999999" w:sz="4"/>
-              <w:right w:val="single" w:color="999999" w:sz="4"/>
-            </w:tcBorders>
-            <w:shd w:fill="E8E8E8" w:val="clear"/>
-          </w:tcPr>
-          <w:p>
-            <w:r>
-              <w:rPr>
-                <w:b w:val="0"/>
-              </w:rPr>
-              <w:t>National Accreditation Board for Hospitals and Healthcare Providers</w:t>
-            </w:r>
-          </w:p>
-        </w:tc>
-      </w:tr>
-      <w:tr>
-        <w:tc>
-          <w:tcPr>
-            <w:tcW w:type="pct" w:w="22%"/>
-            <w:tcBorders>
-              <w:top w:val="single" w:color="999999" w:sz="4"/>
-              <w:left w:val="single" w:color="999999" w:sz="4"/>
-              <w:bottom w:val="single" w:color="999999" w:sz="4"/>
-              <w:right w:val="single" w:color="999999" w:sz="4"/>
-            </w:tcBorders>
-            <w:shd w:fill="E8E8E8" w:val="clear"/>
-          </w:tcPr>
-          <w:p>
-            <w:r>
-              <w:rPr>
-                <w:b w:val="0"/>
-              </w:rPr>
-              <w:t>OE</w:t>
-            </w:r>
-          </w:p>
-        </w:tc>
-        <w:tc>
-          <w:tcPr>
-            <w:tcW w:type="pct" w:w="22%"/>
-            <w:tcBorders>
-              <w:top w:val="single" w:color="999999" w:sz="4"/>
-              <w:left w:val="single" w:color="999999" w:sz="4"/>
-              <w:bottom w:val="single" w:color="999999" w:sz="4"/>
-              <w:right w:val="single" w:color="999999" w:sz="4"/>
-            </w:tcBorders>
-            <w:shd w:fill="E8E8E8" w:val="clear"/>
-          </w:tcPr>
-          <w:p>
-            <w:r>
-              <w:rPr>
-                <w:b w:val="0"/>
-              </w:rPr>
-              <w:t>objective element</w:t>
-            </w:r>
-          </w:p>
-        </w:tc>
-      </w:tr>
-      <w:tr>
-        <w:tc>
-          <w:tcPr>
-            <w:tcW w:type="pct" w:w="22%"/>
-            <w:tcBorders>
-              <w:top w:val="single" w:color="999999" w:sz="4"/>
-              <w:left w:val="single" w:color="999999" w:sz="4"/>
-              <w:bottom w:val="single" w:color="999999" w:sz="4"/>
-              <w:right w:val="single" w:color="999999" w:sz="4"/>
-            </w:tcBorders>
-            <w:shd w:fill="E8E8E8" w:val="clear"/>
-          </w:tcPr>
-          <w:p>
-            <w:r>
-              <w:rPr>
-                <w:b w:val="0"/>
-              </w:rPr>
-              <w:t>PEP</w:t>
-            </w:r>
-          </w:p>
-        </w:tc>
-        <w:tc>
-          <w:tcPr>
-            <w:tcW w:type="pct" w:w="22%"/>
-            <w:tcBorders>
-              <w:top w:val="single" w:color="999999" w:sz="4"/>
-              <w:left w:val="single" w:color="999999" w:sz="4"/>
-              <w:bottom w:val="single" w:color="999999" w:sz="4"/>
-              <w:right w:val="single" w:color="999999" w:sz="4"/>
-            </w:tcBorders>
-            <w:shd w:fill="E8E8E8" w:val="clear"/>
-          </w:tcPr>
-          <w:p>
-            <w:r>
-              <w:rPr>
-                <w:b w:val="0"/>
-              </w:rPr>
-              <w:t>post-exposure prophylaxis</w:t>
-            </w:r>
-          </w:p>
-        </w:tc>
-      </w:tr>
-      <w:tr>
-        <w:tc>
-          <w:tcPr>
-            <w:tcW w:type="pct" w:w="22%"/>
-            <w:tcBorders>
-              <w:top w:val="single" w:color="999999" w:sz="4"/>
-              <w:left w:val="single" w:color="999999" w:sz="4"/>
-              <w:bottom w:val="single" w:color="999999" w:sz="4"/>
-              <w:right w:val="single" w:color="999999" w:sz="4"/>
-            </w:tcBorders>
-            <w:shd w:fill="E8E8E8" w:val="clear"/>
-          </w:tcPr>
-          <w:p>
-            <w:r>
-              <w:rPr>
-                <w:b w:val="0"/>
-              </w:rPr>
-              <w:t>SHCO</w:t>
-            </w:r>
-          </w:p>
-        </w:tc>
-        <w:tc>
-          <w:tcPr>
-            <w:tcW w:type="pct" w:w="22%"/>
-            <w:tcBorders>
-              <w:top w:val="single" w:color="999999" w:sz="4"/>
-              <w:left w:val="single" w:color="999999" w:sz="4"/>
-              <w:bottom w:val="single" w:color="999999" w:sz="4"/>
-              <w:right w:val="single" w:color="999999" w:sz="4"/>
-            </w:tcBorders>
-            <w:shd w:fill="E8E8E8" w:val="clear"/>
-          </w:tcPr>
-          <w:p>
-            <w:r>
-              <w:rPr>
-                <w:b w:val="0"/>
-              </w:rPr>
-              <w:t>Standards for Small Healthcare Organisations</w:t>
-            </w:r>
-          </w:p>
-        </w:tc>
-      </w:tr>
-    </w:tbl>
-    <w:p>
-      <w:pPr>
-        <w:pStyle w:val="Heading1"/>
-        <w:spacing w:after="120" w:before="280"/>
-      </w:pPr>
-      <w:r>
-        <w:t>11. Traceability to NABH SHCO 3rd Edition HRM.5</w:t>
-      </w:r>
-    </w:p>
-    <w:p>
-      <w:pPr>
-        <w:spacing w:after="120"/>
-      </w:pPr>
-      <w:r>
-        <w:rPr>
-          <w:i/>
-          <w:iCs/>
-          <w:sz w:val="20"/>
-          <w:szCs w:val="20"/>
-        </w:rPr>
-        <w:t xml:space="preserve">This table is an index. It is not how the policy is organised.</w:t>
-      </w:r>
-    </w:p>
     <w:p>
       <w:pPr>
         <w:pStyle w:val="Heading1"/>

--- a/policies/build/masters/HRM.5_v2_master.docx
+++ b/policies/build/masters/HRM.5_v2_master.docx
@@ -644,7 +644,7 @@
           <w:sz w:val="22"/>
           <w:szCs w:val="22"/>
         </w:rPr>
-        <w:t xml:space="preserve">Staff well-being is promoted through identification of health problems and occupational health hazards, annual health checks, treatment for workplace injuries and measures to prevent and handle workplace violence — general occupational health owned here; infection-specific exposure response owned by HIC.4.</w:t>
+        <w:t>Staff well-being is promoted through identification of health problems and occupational health hazards, annual health checks, treatment for workplace injuries and measures to prevent and handle workplace violence — this policy covers general occupational health; infection-specific exposure response is handled by the infection-control policy.</w:t>
       </w:r>
     </w:p>
     <w:p>
@@ -689,7 +689,7 @@
           <w:sz w:val="22"/>
           <w:szCs w:val="22"/>
         </w:rPr>
-        <w:t xml:space="preserve">HIC.4 owns infection-control occupational response (needlestick, sharps, splash, PEP). This policy owns general staff occupational health programmes. HRM.3.d owns occupational safety training delivery.</w:t>
+        <w:t>This policy owns general staff occupational health programmes.</w:t>
       </w:r>
     </w:p>
     <w:p>
@@ -715,18 +715,6 @@
     </w:p>
     <w:p>
       <w:pPr>
-        <w:spacing w:after="140"/>
-      </w:pPr>
-      <w:r>
-        <w:rPr>
-          <w:sz w:val="22"/>
-          <w:szCs w:val="22"/>
-        </w:rPr>
-        <w:t xml:space="preserve">It covers HRM.5.a–d. It does not cover infection-control occupational exposure response and PEP (HIC.4), occupational safety training delivery (HRM.3.d) or credentialing health status verification (HRM.6.b).</w:t>
-      </w:r>
-    </w:p>
-    <w:p>
-      <w:pPr>
         <w:pStyle w:val="Heading1"/>
         <w:spacing w:after="120" w:before="280"/>
       </w:pPr>
@@ -860,7 +848,7 @@
           <w:sz w:val="22"/>
           <w:szCs w:val="22"/>
         </w:rPr>
-        <w:t xml:space="preserve">Staff who experience a workplace injury or violence report it immediately to the «HR In-Charge / Personnel Officer» or the «Medical Superintendent». Infection-specific exposure follows HIC.4 immediately.</w:t>
+        <w:t>Staff who experience a workplace injury or violence report it immediately to the «HR In-Charge / Personnel Officer» or the «Medical Superintendent». Infection-specific exposure follows the relevant policy immediately.</w:t>
       </w:r>
     </w:p>
     <w:p>
@@ -914,7 +902,7 @@
           <w:sz w:val="22"/>
           <w:szCs w:val="22"/>
         </w:rPr>
-        <w:t xml:space="preserve">The «HR In-Charge / Personnel Officer» maintains an occupational health hazard register updated «annually» or when a new hazard is identified. Department heads report new hazards. Infection-specific exposure (needlestick, sharps, splash) is handled per HIC.4 — this step does not duplicate PEP procedures.</w:t>
+        <w:t>The «HR In-Charge / Personnel Officer» maintains an occupational health hazard register updated «annually» or when a new hazard is identified. Department heads report new hazards. Infection-specific exposure (needlestick, sharps, splash) is handled per the relevant policy — this step does not duplicate PEP procedures.</w:t>
       </w:r>
     </w:p>
     <w:p>
@@ -947,7 +935,7 @@
           <w:sz w:val="22"/>
           <w:szCs w:val="22"/>
         </w:rPr>
-        <w:t xml:space="preserve">Results are recorded on a standard health-check form filed in the personnel file (HRM.6). Abnormal findings are referred for follow-up treatment. Staff who cannot perform patient-facing duties due to health findings are reassigned per medical advice until cleared.</w:t>
+        <w:t>Results are recorded on a standard health-check form filed in the personnel file. Abnormal findings are referred for follow-up treatment. Staff who cannot perform patient-facing duties due to health findings are reassigned per medical advice until cleared.</w:t>
       </w:r>
     </w:p>
     <w:p>
@@ -1001,7 +989,7 @@
           <w:sz w:val="22"/>
           <w:szCs w:val="22"/>
         </w:rPr>
-        <w:t xml:space="preserve">The organisation has measures in place for preventing and handling workplace violence at «Hospital Name». Prevention measures include: staff training on de-escalation (HRM.3.d); visible security measures; restricted access to high-risk areas; and a zero-tolerance policy communicated to patients and visitors.</w:t>
+        <w:t>The organisation has measures in place for preventing and handling workplace violence at «Hospital Name». Prevention measures include: staff training on de-escalation; visible security measures; restricted access to high-risk areas; and a zero-tolerance policy communicated to patients and visitors.</w:t>
       </w:r>
     </w:p>
     <w:p>
@@ -1013,7 +1001,7 @@
           <w:sz w:val="22"/>
           <w:szCs w:val="22"/>
         </w:rPr>
-        <w:t xml:space="preserve">Handling measures cover: immediate safety response; reporting to the Medical Superintendent and «local police where applicable»; medical treatment for injured staff (step 5.3); incident documentation (cross-reference PSQ.5 for clinical incidents); support and counselling for affected staff; and review of prevention measures after each event.</w:t>
+        <w:t>Handling measures cover: immediate safety response; reporting to the Medical Superintendent and «local police where applicable»; medical treatment for injured staff (step 5.3); incident documentation; support and counselling for affected staff; and review of prevention measures after each event.</w:t>
       </w:r>
     </w:p>
     <w:p>
@@ -1328,7 +1316,7 @@
           <w:sz w:val="22"/>
           <w:szCs w:val="22"/>
         </w:rPr>
-        <w:t xml:space="preserve">Follow infection-exposure procedures per HIC.4 when applicable.</w:t>
+        <w:t>Follow infection-exposure procedures per the relevant policy when applicable.</w:t>
       </w:r>
     </w:p>
     <w:p>
@@ -1470,7 +1458,7 @@
           <w:sz w:val="22"/>
           <w:szCs w:val="22"/>
         </w:rPr>
-        <w:t xml:space="preserve">This policy is reviewed «annually», and sooner when HIC.4 exposure procedures change.</w:t>
+        <w:t>This policy is reviewed «annually», and sooner when infection-exposure procedures change.</w:t>
       </w:r>
     </w:p>
     <w:p>
@@ -1491,7 +1479,7 @@
           <w:sz w:val="22"/>
           <w:szCs w:val="22"/>
         </w:rPr>
-        <w:t xml:space="preserve">All staff are informed of the occupational health programme, annual health check requirement, injury reporting and workplace violence measures at induction (HRM.2.a) and «once a year» after that.</w:t>
+        <w:t>All staff are informed of the occupational health programme, annual health check requirement, injury reporting and workplace violence measures at induction and «once a year» after that.</w:t>
       </w:r>
     </w:p>
     <w:p>
@@ -1515,7 +1503,7 @@
           <w:sz w:val="22"/>
           <w:szCs w:val="22"/>
         </w:rPr>
-        <w:t xml:space="preserve">I have read this Staff Well-Being and Occupational Health policy of «Hospital Name». I understand the annual health check requirement, how to report workplace injuries and the workplace violence prevention measures. I know that infection-specific exposure follows HIC.4.</w:t>
+        <w:t>I have read this Staff Well-Being and Occupational Health policy of «Hospital Name». I understand the annual health check requirement, how to report workplace injuries and the workplace violence prevention measures. I know that infection-specific exposure follows the relevant policy.</w:t>
       </w:r>
     </w:p>
     <w:p>

--- a/policies/build/masters/HRM.5_v2_master.docx
+++ b/policies/build/masters/HRM.5_v2_master.docx
@@ -3509,8 +3509,23 @@
           <w:sz w:val="22"/>
           <w:szCs w:val="22"/>
         </w:rPr>
-        <w:t xml:space="preserve">National Accreditation Board for Hospitals and Healthcare Providers (NABH), Standards for Small Healthcare Organisations, 3rd Edition — Human Resource Management chapter, standard HRM.5.</w:t>
-      </w:r>
+      </w:r>
+      <w:r>
+        <w:rPr>
+          <w:sz w:val="22"/>
+        </w:rPr>
+        <w:t xml:space="preserve">National Accreditation Board for Hospitals &amp; Healthcare Providers. (2022). Standards for small healthcare organisations (3rd ed.) — Human Resource Management chapter, standard HRM.5. </w:t>
+      </w:r>
+      <w:hyperlink r:id="rId9">
+        <w:r>
+          <w:rPr>
+            <w:rStyle w:val="Hyperlink"/>
+            <w:sz w:val="22"/>
+            <w:szCs w:val="22"/>
+          </w:rPr>
+          <w:t>https://nabh.co/programmes/small-healthcare-organisation-shco-accreditation-programme/</w:t>
+        </w:r>
+      </w:hyperlink>
     </w:p>
     <w:p>
       <w:pPr>
